--- a/Desarrollo del Taller de.docx
+++ b/Desarrollo del Taller de.docx
@@ -302,6 +302,55 @@
     <w:p>
       <w:r>
         <w:lastRenderedPageBreak/>
+        <w:t>2. Ejercicios</w:t>
+      </w:r>
+    </w:p>
+    <w:p>
+      <w:r>
+        <w:t>2.1 Ejercicio 1</w:t>
+      </w:r>
+    </w:p>
+    <w:p>
+      <w:r>
+        <w:drawing>
+          <wp:inline distT="0" distB="0" distL="0" distR="0" wp14:anchorId="4A709CDB" wp14:editId="5D3E62EF">
+            <wp:extent cx="3589331" cy="3924640"/>
+            <wp:effectExtent l="0" t="0" r="0" b="0"/>
+            <wp:docPr id="1740048276" name="Imagen 1"/>
+            <wp:cNvGraphicFramePr>
+              <a:graphicFrameLocks xmlns:a="http://schemas.openxmlformats.org/drawingml/2006/main" noChangeAspect="1"/>
+            </wp:cNvGraphicFramePr>
+            <a:graphic xmlns:a="http://schemas.openxmlformats.org/drawingml/2006/main">
+              <a:graphicData uri="http://schemas.openxmlformats.org/drawingml/2006/picture">
+                <pic:pic xmlns:pic="http://schemas.openxmlformats.org/drawingml/2006/picture">
+                  <pic:nvPicPr>
+                    <pic:cNvPr id="1740048276" name=""/>
+                    <pic:cNvPicPr/>
+                  </pic:nvPicPr>
+                  <pic:blipFill>
+                    <a:blip r:embed="rId5"/>
+                    <a:stretch>
+                      <a:fillRect/>
+                    </a:stretch>
+                  </pic:blipFill>
+                  <pic:spPr>
+                    <a:xfrm>
+                      <a:off x="0" y="0"/>
+                      <a:ext cx="3589331" cy="3924640"/>
+                    </a:xfrm>
+                    <a:prstGeom prst="rect">
+                      <a:avLst/>
+                    </a:prstGeom>
+                  </pic:spPr>
+                </pic:pic>
+              </a:graphicData>
+            </a:graphic>
+          </wp:inline>
+        </w:drawing>
+      </w:r>
+    </w:p>
+    <w:p>
+      <w:r>
         <w:t xml:space="preserve">Se creó una función llamada </w:t>
       </w:r>
       <w:proofErr w:type="spellStart"/>
@@ -320,10 +369,9 @@
       <w:r>
         <w:t>.</w:t>
       </w:r>
-    </w:p>
-    <w:p>
-      <w:r>
-        <w:t xml:space="preserve">La función recibe una lista de calificaciones y utiliza las funciones </w:t>
+      <w:r>
+        <w:br/>
+        <w:t xml:space="preserve">La función recibe una lista de notas y calcula el promedio, la nota más alta y la más baja utilizando las funciones </w:t>
       </w:r>
       <w:proofErr w:type="gramStart"/>
       <w:r>
@@ -331,7 +379,7 @@
       </w:r>
       <w:proofErr w:type="gramEnd"/>
       <w:r>
-        <w:t xml:space="preserve">) y </w:t>
+        <w:t xml:space="preserve">), </w:t>
       </w:r>
       <w:proofErr w:type="spellStart"/>
       <w:proofErr w:type="gramStart"/>
@@ -344,12 +392,7 @@
       </w:r>
       <w:proofErr w:type="gramEnd"/>
       <w:r>
-        <w:t>) para calcular el promedio.</w:t>
-      </w:r>
-    </w:p>
-    <w:p>
-      <w:r>
-        <w:t xml:space="preserve">También se utilizaron las funciones </w:t>
+        <w:t xml:space="preserve">), </w:t>
       </w:r>
       <w:proofErr w:type="spellStart"/>
       <w:proofErr w:type="gramStart"/>
@@ -370,12 +413,12 @@
       </w:r>
       <w:proofErr w:type="gramEnd"/>
       <w:r>
-        <w:t>) para obtener la nota más alta y la más baja.</w:t>
-      </w:r>
-    </w:p>
-    <w:p>
-      <w:r>
-        <w:t xml:space="preserve">Los resultados se retornaron en una tupla utilizando </w:t>
+        <w:t>).</w:t>
+      </w:r>
+    </w:p>
+    <w:p>
+      <w:r>
+        <w:t xml:space="preserve">Los resultados se retornan en una tupla usando </w:t>
       </w:r>
       <w:proofErr w:type="spellStart"/>
       <w:r>
@@ -385,10 +428,9 @@
       <w:r>
         <w:t>.</w:t>
       </w:r>
-    </w:p>
-    <w:p>
-      <w:r>
-        <w:t xml:space="preserve">Finalmente, se creó una lista de ejemplo y se utilizó </w:t>
+      <w:r>
+        <w:br/>
+        <w:t xml:space="preserve">Después, se creó una lista de calificaciones de ejemplo y se utilizó </w:t>
       </w:r>
       <w:proofErr w:type="spellStart"/>
       <w:proofErr w:type="gramStart"/>
@@ -401,9 +443,541 @@
       </w:r>
       <w:proofErr w:type="gramEnd"/>
       <w:r>
-        <w:t>) para mostrar los resultados en pantalla.</w:t>
-      </w:r>
-    </w:p>
+        <w:t>) para mostrar los resultados en pantalla de forma organizada.</w:t>
+      </w:r>
+    </w:p>
+    <w:p/>
+    <w:p/>
+    <w:p>
+      <w:r>
+        <w:lastRenderedPageBreak/>
+        <w:t>2.2 Ejercicio 2</w:t>
+      </w:r>
+    </w:p>
+    <w:p>
+      <w:r>
+        <w:drawing>
+          <wp:anchor distT="0" distB="0" distL="114300" distR="114300" simplePos="0" relativeHeight="251658240" behindDoc="0" locked="0" layoutInCell="1" allowOverlap="1" wp14:anchorId="19F3A54F" wp14:editId="15048387">
+            <wp:simplePos x="0" y="0"/>
+            <wp:positionH relativeFrom="margin">
+              <wp:align>left</wp:align>
+            </wp:positionH>
+            <wp:positionV relativeFrom="paragraph">
+              <wp:posOffset>2734310</wp:posOffset>
+            </wp:positionV>
+            <wp:extent cx="3268345" cy="2066290"/>
+            <wp:effectExtent l="0" t="0" r="8255" b="0"/>
+            <wp:wrapTopAndBottom/>
+            <wp:docPr id="1961678138" name="Imagen 1"/>
+            <wp:cNvGraphicFramePr>
+              <a:graphicFrameLocks xmlns:a="http://schemas.openxmlformats.org/drawingml/2006/main" noChangeAspect="1"/>
+            </wp:cNvGraphicFramePr>
+            <a:graphic xmlns:a="http://schemas.openxmlformats.org/drawingml/2006/main">
+              <a:graphicData uri="http://schemas.openxmlformats.org/drawingml/2006/picture">
+                <pic:pic xmlns:pic="http://schemas.openxmlformats.org/drawingml/2006/picture">
+                  <pic:nvPicPr>
+                    <pic:cNvPr id="1961678138" name=""/>
+                    <pic:cNvPicPr/>
+                  </pic:nvPicPr>
+                  <pic:blipFill>
+                    <a:blip r:embed="rId6">
+                      <a:extLst>
+                        <a:ext uri="{28A0092B-C50C-407E-A947-70E740481C1C}">
+                          <a14:useLocalDpi xmlns:a14="http://schemas.microsoft.com/office/drawing/2010/main" val="0"/>
+                        </a:ext>
+                      </a:extLst>
+                    </a:blip>
+                    <a:stretch>
+                      <a:fillRect/>
+                    </a:stretch>
+                  </pic:blipFill>
+                  <pic:spPr>
+                    <a:xfrm>
+                      <a:off x="0" y="0"/>
+                      <a:ext cx="3268345" cy="2066290"/>
+                    </a:xfrm>
+                    <a:prstGeom prst="rect">
+                      <a:avLst/>
+                    </a:prstGeom>
+                  </pic:spPr>
+                </pic:pic>
+              </a:graphicData>
+            </a:graphic>
+            <wp14:sizeRelH relativeFrom="margin">
+              <wp14:pctWidth>0</wp14:pctWidth>
+            </wp14:sizeRelH>
+            <wp14:sizeRelV relativeFrom="margin">
+              <wp14:pctHeight>0</wp14:pctHeight>
+            </wp14:sizeRelV>
+          </wp:anchor>
+        </w:drawing>
+      </w:r>
+      <w:r>
+        <w:drawing>
+          <wp:inline distT="0" distB="0" distL="0" distR="0" wp14:anchorId="47C384E3" wp14:editId="68C8CD3B">
+            <wp:extent cx="3268542" cy="2701925"/>
+            <wp:effectExtent l="0" t="0" r="8255" b="3175"/>
+            <wp:docPr id="12881575" name="Imagen 1"/>
+            <wp:cNvGraphicFramePr>
+              <a:graphicFrameLocks xmlns:a="http://schemas.openxmlformats.org/drawingml/2006/main" noChangeAspect="1"/>
+            </wp:cNvGraphicFramePr>
+            <a:graphic xmlns:a="http://schemas.openxmlformats.org/drawingml/2006/main">
+              <a:graphicData uri="http://schemas.openxmlformats.org/drawingml/2006/picture">
+                <pic:pic xmlns:pic="http://schemas.openxmlformats.org/drawingml/2006/picture">
+                  <pic:nvPicPr>
+                    <pic:cNvPr id="12881575" name=""/>
+                    <pic:cNvPicPr/>
+                  </pic:nvPicPr>
+                  <pic:blipFill>
+                    <a:blip r:embed="rId7"/>
+                    <a:stretch>
+                      <a:fillRect/>
+                    </a:stretch>
+                  </pic:blipFill>
+                  <pic:spPr>
+                    <a:xfrm>
+                      <a:off x="0" y="0"/>
+                      <a:ext cx="3276600" cy="2708587"/>
+                    </a:xfrm>
+                    <a:prstGeom prst="rect">
+                      <a:avLst/>
+                    </a:prstGeom>
+                  </pic:spPr>
+                </pic:pic>
+              </a:graphicData>
+            </a:graphic>
+          </wp:inline>
+        </w:drawing>
+      </w:r>
+      <w:r>
+        <w:rPr>
+          <w:noProof/>
+        </w:rPr>
+        <w:t xml:space="preserve"> </w:t>
+      </w:r>
+    </w:p>
+    <w:p/>
+    <w:p>
+      <w:r>
+        <w:t xml:space="preserve">Se creó una lista vacía llamada </w:t>
+      </w:r>
+      <w:proofErr w:type="spellStart"/>
+      <w:r>
+        <w:t>lista_compras</w:t>
+      </w:r>
+      <w:proofErr w:type="spellEnd"/>
+      <w:r>
+        <w:t xml:space="preserve"> para almacenar los productos ingresados por el usuario.</w:t>
+      </w:r>
+      <w:r>
+        <w:br/>
+        <w:t xml:space="preserve">Luego, se utilizó un ciclo </w:t>
+      </w:r>
+      <w:proofErr w:type="spellStart"/>
+      <w:r>
+        <w:t>while</w:t>
+      </w:r>
+      <w:proofErr w:type="spellEnd"/>
+      <w:r>
+        <w:t xml:space="preserve"> para mostrar un menú interactivo con diferentes opciones.</w:t>
+      </w:r>
+    </w:p>
+    <w:p>
+      <w:r>
+        <w:t xml:space="preserve">El programa permite agregar productos usando </w:t>
+      </w:r>
+      <w:proofErr w:type="spellStart"/>
+      <w:proofErr w:type="gramStart"/>
+      <w:r>
+        <w:t>append</w:t>
+      </w:r>
+      <w:proofErr w:type="spellEnd"/>
+      <w:r>
+        <w:t>(</w:t>
+      </w:r>
+      <w:proofErr w:type="gramEnd"/>
+      <w:r>
+        <w:t xml:space="preserve">), eliminar productos con </w:t>
+      </w:r>
+      <w:proofErr w:type="spellStart"/>
+      <w:proofErr w:type="gramStart"/>
+      <w:r>
+        <w:t>remove</w:t>
+      </w:r>
+      <w:proofErr w:type="spellEnd"/>
+      <w:r>
+        <w:t>(</w:t>
+      </w:r>
+      <w:proofErr w:type="gramEnd"/>
+      <w:r>
+        <w:t>) y mostrar todos los elementos almacenados en la lista.</w:t>
+      </w:r>
+    </w:p>
+    <w:p>
+      <w:r>
+        <w:lastRenderedPageBreak/>
+        <w:t xml:space="preserve">También se utilizó una condición </w:t>
+      </w:r>
+      <w:proofErr w:type="spellStart"/>
+      <w:r>
+        <w:t>if</w:t>
+      </w:r>
+      <w:proofErr w:type="spellEnd"/>
+      <w:r>
+        <w:t xml:space="preserve"> para verificar si un producto existe antes de eliminarlo y </w:t>
+      </w:r>
+      <w:proofErr w:type="spellStart"/>
+      <w:proofErr w:type="gramStart"/>
+      <w:r>
+        <w:t>len</w:t>
+      </w:r>
+      <w:proofErr w:type="spellEnd"/>
+      <w:r>
+        <w:t>(</w:t>
+      </w:r>
+      <w:proofErr w:type="gramEnd"/>
+      <w:r>
+        <w:t>) para comprobar si la lista está vacía.</w:t>
+      </w:r>
+    </w:p>
+    <w:p>
+      <w:r>
+        <w:t xml:space="preserve">Finalmente, se utilizó </w:t>
+      </w:r>
+      <w:proofErr w:type="spellStart"/>
+      <w:proofErr w:type="gramStart"/>
+      <w:r>
+        <w:t>print</w:t>
+      </w:r>
+      <w:proofErr w:type="spellEnd"/>
+      <w:r>
+        <w:t>(</w:t>
+      </w:r>
+      <w:proofErr w:type="gramEnd"/>
+      <w:r>
+        <w:t>) para mostrar mensajes y resultados en pantalla de forma organizada.</w:t>
+      </w:r>
+    </w:p>
+    <w:p>
+      <w:r>
+        <w:t>2.3 Ejercicio 3</w:t>
+      </w:r>
+    </w:p>
+    <w:p>
+      <w:r>
+        <w:drawing>
+          <wp:inline distT="0" distB="0" distL="0" distR="0" wp14:anchorId="6C4A95F0" wp14:editId="395B8AE3">
+            <wp:extent cx="3177539" cy="671405"/>
+            <wp:effectExtent l="0" t="0" r="4445" b="0"/>
+            <wp:docPr id="542911703" name="Imagen 1"/>
+            <wp:cNvGraphicFramePr>
+              <a:graphicFrameLocks xmlns:a="http://schemas.openxmlformats.org/drawingml/2006/main" noChangeAspect="1"/>
+            </wp:cNvGraphicFramePr>
+            <a:graphic xmlns:a="http://schemas.openxmlformats.org/drawingml/2006/main">
+              <a:graphicData uri="http://schemas.openxmlformats.org/drawingml/2006/picture">
+                <pic:pic xmlns:pic="http://schemas.openxmlformats.org/drawingml/2006/picture">
+                  <pic:nvPicPr>
+                    <pic:cNvPr id="542911703" name=""/>
+                    <pic:cNvPicPr/>
+                  </pic:nvPicPr>
+                  <pic:blipFill>
+                    <a:blip r:embed="rId8"/>
+                    <a:stretch>
+                      <a:fillRect/>
+                    </a:stretch>
+                  </pic:blipFill>
+                  <pic:spPr>
+                    <a:xfrm>
+                      <a:off x="0" y="0"/>
+                      <a:ext cx="3189592" cy="673952"/>
+                    </a:xfrm>
+                    <a:prstGeom prst="rect">
+                      <a:avLst/>
+                    </a:prstGeom>
+                  </pic:spPr>
+                </pic:pic>
+              </a:graphicData>
+            </a:graphic>
+          </wp:inline>
+        </w:drawing>
+      </w:r>
+    </w:p>
+    <w:p>
+      <w:r>
+        <w:t xml:space="preserve">Se creó una función llamada </w:t>
+      </w:r>
+      <w:proofErr w:type="spellStart"/>
+      <w:r>
+        <w:t>agregar_contacto</w:t>
+      </w:r>
+      <w:proofErr w:type="spellEnd"/>
+      <w:r>
+        <w:t xml:space="preserve"> que recibe un diccionario llamado agenda.</w:t>
+      </w:r>
+      <w:r>
+        <w:br/>
+        <w:t xml:space="preserve">Luego, se utilizaron </w:t>
+      </w:r>
+      <w:proofErr w:type="gramStart"/>
+      <w:r>
+        <w:t>input(</w:t>
+      </w:r>
+      <w:proofErr w:type="gramEnd"/>
+      <w:r>
+        <w:t>) para pedir el nombre y el teléfono del contacto.</w:t>
+      </w:r>
+    </w:p>
+    <w:p>
+      <w:r>
+        <w:t>Los datos se guardaron en el diccionario y finalmente se mostró un mensaje confirmando que el contacto fue agregado correctamente.</w:t>
+      </w:r>
+    </w:p>
+    <w:p>
+      <w:r>
+        <w:drawing>
+          <wp:inline distT="0" distB="0" distL="0" distR="0" wp14:anchorId="705BD88B" wp14:editId="7ADCE926">
+            <wp:extent cx="3512820" cy="1012399"/>
+            <wp:effectExtent l="0" t="0" r="0" b="0"/>
+            <wp:docPr id="976938247" name="Imagen 1"/>
+            <wp:cNvGraphicFramePr>
+              <a:graphicFrameLocks xmlns:a="http://schemas.openxmlformats.org/drawingml/2006/main" noChangeAspect="1"/>
+            </wp:cNvGraphicFramePr>
+            <a:graphic xmlns:a="http://schemas.openxmlformats.org/drawingml/2006/main">
+              <a:graphicData uri="http://schemas.openxmlformats.org/drawingml/2006/picture">
+                <pic:pic xmlns:pic="http://schemas.openxmlformats.org/drawingml/2006/picture">
+                  <pic:nvPicPr>
+                    <pic:cNvPr id="976938247" name=""/>
+                    <pic:cNvPicPr/>
+                  </pic:nvPicPr>
+                  <pic:blipFill>
+                    <a:blip r:embed="rId9"/>
+                    <a:stretch>
+                      <a:fillRect/>
+                    </a:stretch>
+                  </pic:blipFill>
+                  <pic:spPr>
+                    <a:xfrm>
+                      <a:off x="0" y="0"/>
+                      <a:ext cx="3528403" cy="1016890"/>
+                    </a:xfrm>
+                    <a:prstGeom prst="rect">
+                      <a:avLst/>
+                    </a:prstGeom>
+                  </pic:spPr>
+                </pic:pic>
+              </a:graphicData>
+            </a:graphic>
+          </wp:inline>
+        </w:drawing>
+      </w:r>
+    </w:p>
+    <w:p>
+      <w:r>
+        <w:t xml:space="preserve">Se creó una función llamada </w:t>
+      </w:r>
+      <w:proofErr w:type="spellStart"/>
+      <w:r>
+        <w:t>buscar_contacto</w:t>
+      </w:r>
+      <w:proofErr w:type="spellEnd"/>
+      <w:r>
+        <w:t xml:space="preserve"> que recibe el diccionario agenda.</w:t>
+      </w:r>
+      <w:r>
+        <w:br/>
+        <w:t xml:space="preserve">Luego, se utilizó </w:t>
+      </w:r>
+      <w:proofErr w:type="gramStart"/>
+      <w:r>
+        <w:t>input(</w:t>
+      </w:r>
+      <w:proofErr w:type="gramEnd"/>
+      <w:r>
+        <w:t>) para pedir el nombre del contacto a buscar.</w:t>
+      </w:r>
+    </w:p>
+    <w:p>
+      <w:r>
+        <w:t xml:space="preserve">Después, se utilizó </w:t>
+      </w:r>
+      <w:proofErr w:type="spellStart"/>
+      <w:r>
+        <w:t>if</w:t>
+      </w:r>
+      <w:proofErr w:type="spellEnd"/>
+      <w:r>
+        <w:t xml:space="preserve"> para verificar si el contacto existe en la agenda y mostrar su número de teléfono.</w:t>
+      </w:r>
+      <w:r>
+        <w:br/>
+        <w:t>En caso contrario, se mostró un mensaje indicando que el contacto no existe.</w:t>
+      </w:r>
+    </w:p>
+    <w:p>
+      <w:r>
+        <w:lastRenderedPageBreak/>
+        <w:drawing>
+          <wp:inline distT="0" distB="0" distL="0" distR="0" wp14:anchorId="3921173B" wp14:editId="3103807E">
+            <wp:extent cx="2432444" cy="998220"/>
+            <wp:effectExtent l="0" t="0" r="6350" b="0"/>
+            <wp:docPr id="1309980133" name="Imagen 1"/>
+            <wp:cNvGraphicFramePr>
+              <a:graphicFrameLocks xmlns:a="http://schemas.openxmlformats.org/drawingml/2006/main" noChangeAspect="1"/>
+            </wp:cNvGraphicFramePr>
+            <a:graphic xmlns:a="http://schemas.openxmlformats.org/drawingml/2006/main">
+              <a:graphicData uri="http://schemas.openxmlformats.org/drawingml/2006/picture">
+                <pic:pic xmlns:pic="http://schemas.openxmlformats.org/drawingml/2006/picture">
+                  <pic:nvPicPr>
+                    <pic:cNvPr id="1309980133" name=""/>
+                    <pic:cNvPicPr/>
+                  </pic:nvPicPr>
+                  <pic:blipFill>
+                    <a:blip r:embed="rId10"/>
+                    <a:stretch>
+                      <a:fillRect/>
+                    </a:stretch>
+                  </pic:blipFill>
+                  <pic:spPr>
+                    <a:xfrm>
+                      <a:off x="0" y="0"/>
+                      <a:ext cx="2449440" cy="1005195"/>
+                    </a:xfrm>
+                    <a:prstGeom prst="rect">
+                      <a:avLst/>
+                    </a:prstGeom>
+                  </pic:spPr>
+                </pic:pic>
+              </a:graphicData>
+            </a:graphic>
+          </wp:inline>
+        </w:drawing>
+      </w:r>
+    </w:p>
+    <w:p>
+      <w:r>
+        <w:t xml:space="preserve">Se creó una función llamada </w:t>
+      </w:r>
+      <w:proofErr w:type="spellStart"/>
+      <w:r>
+        <w:t>mostrar_contactos</w:t>
+      </w:r>
+      <w:proofErr w:type="spellEnd"/>
+      <w:r>
+        <w:t xml:space="preserve"> que recibe el diccionario agenda.</w:t>
+      </w:r>
+      <w:r>
+        <w:br/>
+        <w:t xml:space="preserve">Luego, se utilizó </w:t>
+      </w:r>
+      <w:proofErr w:type="spellStart"/>
+      <w:proofErr w:type="gramStart"/>
+      <w:r>
+        <w:t>len</w:t>
+      </w:r>
+      <w:proofErr w:type="spellEnd"/>
+      <w:r>
+        <w:t>(</w:t>
+      </w:r>
+      <w:proofErr w:type="gramEnd"/>
+      <w:r>
+        <w:t>) para verificar si la agenda está vacía.</w:t>
+      </w:r>
+    </w:p>
+    <w:p>
+      <w:r>
+        <w:t xml:space="preserve">Si existen contactos, se utilizó un ciclo </w:t>
+      </w:r>
+      <w:proofErr w:type="spellStart"/>
+      <w:r>
+        <w:t>for</w:t>
+      </w:r>
+      <w:proofErr w:type="spellEnd"/>
+      <w:r>
+        <w:t xml:space="preserve"> junto con </w:t>
+      </w:r>
+      <w:proofErr w:type="spellStart"/>
+      <w:proofErr w:type="gramStart"/>
+      <w:r>
+        <w:t>items</w:t>
+      </w:r>
+      <w:proofErr w:type="spellEnd"/>
+      <w:r>
+        <w:t>(</w:t>
+      </w:r>
+      <w:proofErr w:type="gramEnd"/>
+      <w:r>
+        <w:t>) para mostrar el nombre y teléfono de cada contacto guardado.</w:t>
+      </w:r>
+    </w:p>
+    <w:p>
+      <w:r>
+        <w:drawing>
+          <wp:inline distT="0" distB="0" distL="0" distR="0" wp14:anchorId="247A0B92" wp14:editId="22252AD4">
+            <wp:extent cx="2342928" cy="2392195"/>
+            <wp:effectExtent l="0" t="0" r="635" b="8255"/>
+            <wp:docPr id="980589729" name="Imagen 1"/>
+            <wp:cNvGraphicFramePr>
+              <a:graphicFrameLocks xmlns:a="http://schemas.openxmlformats.org/drawingml/2006/main" noChangeAspect="1"/>
+            </wp:cNvGraphicFramePr>
+            <a:graphic xmlns:a="http://schemas.openxmlformats.org/drawingml/2006/main">
+              <a:graphicData uri="http://schemas.openxmlformats.org/drawingml/2006/picture">
+                <pic:pic xmlns:pic="http://schemas.openxmlformats.org/drawingml/2006/picture">
+                  <pic:nvPicPr>
+                    <pic:cNvPr id="980589729" name=""/>
+                    <pic:cNvPicPr/>
+                  </pic:nvPicPr>
+                  <pic:blipFill>
+                    <a:blip r:embed="rId11"/>
+                    <a:stretch>
+                      <a:fillRect/>
+                    </a:stretch>
+                  </pic:blipFill>
+                  <pic:spPr>
+                    <a:xfrm>
+                      <a:off x="0" y="0"/>
+                      <a:ext cx="2352044" cy="2401502"/>
+                    </a:xfrm>
+                    <a:prstGeom prst="rect">
+                      <a:avLst/>
+                    </a:prstGeom>
+                  </pic:spPr>
+                </pic:pic>
+              </a:graphicData>
+            </a:graphic>
+          </wp:inline>
+        </w:drawing>
+      </w:r>
+    </w:p>
+    <w:p>
+      <w:r>
+        <w:t>Se creó un diccionario vacío llamado agenda para almacenar los contactos.</w:t>
+      </w:r>
+      <w:r>
+        <w:br/>
+        <w:t xml:space="preserve">Luego, se utilizó un ciclo </w:t>
+      </w:r>
+      <w:proofErr w:type="spellStart"/>
+      <w:r>
+        <w:t>while</w:t>
+      </w:r>
+      <w:proofErr w:type="spellEnd"/>
+      <w:r>
+        <w:t xml:space="preserve"> para mostrar un menú interactivo con diferentes opciones.</w:t>
+      </w:r>
+    </w:p>
+    <w:p>
+      <w:r>
+        <w:t>Dependiendo de la opción seleccionada, el programa permite agregar contactos, buscar teléfonos o mostrar todos los contactos guardados.</w:t>
+      </w:r>
+    </w:p>
+    <w:p>
+      <w:r>
+        <w:t>Finalmente, se utilizó break para finalizar el programa cuando el usuario selecciona la opción de salir.</w:t>
+      </w:r>
+    </w:p>
+    <w:p/>
+    <w:p/>
+    <w:p/>
     <w:p/>
     <w:sectPr>
       <w:pgSz w:w="12240" w:h="15840"/>
@@ -1147,7 +1721,6 @@
   <w:style w:type="character" w:default="1" w:styleId="Fuentedeprrafopredeter">
     <w:name w:val="Default Paragraph Font"/>
     <w:uiPriority w:val="1"/>
-    <w:semiHidden/>
     <w:unhideWhenUsed/>
   </w:style>
   <w:style w:type="table" w:default="1" w:styleId="Tablanormal">

--- a/Desarrollo del Taller de.docx
+++ b/Desarrollo del Taller de.docx
@@ -7,13 +7,13 @@
         <w:jc w:val="center"/>
       </w:pPr>
       <w:r>
-        <w:t>Desarrollo del Taller de</w:t>
-      </w:r>
-      <w:r>
-        <w:br/>
-        <w:t>Estructuras de Datos y Funciones con Python</w:t>
-      </w:r>
-    </w:p>
+        <w:t xml:space="preserve">Desarrollo del Taller </w:t>
+      </w:r>
+      <w:r>
+        <w:t>de Python por Parejas</w:t>
+      </w:r>
+    </w:p>
+    <w:p/>
     <w:p>
       <w:pPr>
         <w:jc w:val="center"/>
@@ -23,38 +23,38 @@
       <w:pPr>
         <w:jc w:val="center"/>
       </w:pPr>
+      <w:r>
+        <w:t>Integrantes del grupo</w:t>
+      </w:r>
+      <w:r>
+        <w:t>:</w:t>
+      </w:r>
+      <w:r>
+        <w:br/>
+        <w:t>David Alexander Ochoa Mac</w:t>
+      </w:r>
+      <w:r>
+        <w:t>i</w:t>
+      </w:r>
+      <w:r>
+        <w:t>as</w:t>
+      </w:r>
     </w:p>
     <w:p>
       <w:pPr>
         <w:jc w:val="center"/>
       </w:pPr>
       <w:r>
-        <w:t>Integrantes del grupo</w:t>
-      </w:r>
-      <w:r>
-        <w:t>:</w:t>
-      </w:r>
-      <w:r>
-        <w:br/>
-        <w:t>David Alexander Ochoa Mac</w:t>
-      </w:r>
-      <w:r>
-        <w:t>i</w:t>
-      </w:r>
-      <w:r>
-        <w:t>as</w:t>
+        <w:t xml:space="preserve">Iván Leonardo Gómez </w:t>
+      </w:r>
+      <w:r>
+        <w:t>Estupiñán</w:t>
       </w:r>
     </w:p>
     <w:p>
       <w:pPr>
         <w:jc w:val="center"/>
       </w:pPr>
-      <w:r>
-        <w:t xml:space="preserve">Iván Leonardo Gómez </w:t>
-      </w:r>
-      <w:r>
-        <w:t>Estupiñán</w:t>
-      </w:r>
     </w:p>
     <w:p>
       <w:pPr>
@@ -65,18 +65,18 @@
       <w:pPr>
         <w:jc w:val="center"/>
       </w:pPr>
+      <w:r>
+        <w:t>Nombre del instructor:</w:t>
+      </w:r>
+      <w:r>
+        <w:br/>
+        <w:t>Andrés Felipe Sandoval Higuera</w:t>
+      </w:r>
     </w:p>
     <w:p>
       <w:pPr>
         <w:jc w:val="center"/>
       </w:pPr>
-      <w:r>
-        <w:t>Nombre del instructor:</w:t>
-      </w:r>
-      <w:r>
-        <w:br/>
-        <w:t>Andrés Felipe Sandoval Higuera</w:t>
-      </w:r>
     </w:p>
     <w:p>
       <w:pPr>
@@ -167,42 +167,16 @@
           </w:r>
         </w:p>
         <w:p>
-          <w:r>
-            <w:t>Introducción</w:t>
-          </w:r>
-          <w:r>
-            <w:t xml:space="preserve"> </w:t>
-          </w:r>
-          <w:r>
-            <w:ptab w:relativeTo="margin" w:alignment="right" w:leader="dot"/>
-          </w:r>
-          <w:r>
+          <w:pPr>
             <w:rPr>
               <w:lang w:val="es-MX"/>
             </w:rPr>
-            <w:t>1</w:t>
-          </w:r>
-        </w:p>
-        <w:p>
-          <w:r>
-            <w:t>Ejercicio 1 – Análisis de Calificaciones</w:t>
-          </w:r>
-          <w:r>
-            <w:t xml:space="preserve"> </w:t>
-          </w:r>
-          <w:r>
-            <w:ptab w:relativeTo="margin" w:alignment="right" w:leader="dot"/>
-          </w:r>
-          <w:r>
-            <w:rPr>
-              <w:lang w:val="es-MX"/>
-            </w:rPr>
-            <w:t>2</w:t>
-          </w:r>
-        </w:p>
-        <w:p>
-          <w:r>
-            <w:t>Ejercicio 2 – Lista de Compras Interactiva</w:t>
+          </w:pPr>
+          <w:r>
+            <w:t xml:space="preserve">1. </w:t>
+          </w:r>
+          <w:r>
+            <w:t>Introducción</w:t>
           </w:r>
           <w:r>
             <w:t xml:space="preserve"> </w:t>
@@ -219,10 +193,13 @@
         </w:p>
         <w:p>
           <w:r>
-            <w:t>Ejercicio 3 – Agenda de Contactos</w:t>
-          </w:r>
-          <w:r>
-            <w:t xml:space="preserve"> </w:t>
+            <w:t xml:space="preserve">2. </w:t>
+          </w:r>
+          <w:r>
+            <w:t>Ejercicio</w:t>
+          </w:r>
+          <w:r>
+            <w:t>s</w:t>
           </w:r>
           <w:r>
             <w:ptab w:relativeTo="margin" w:alignment="right" w:leader="dot"/>
@@ -236,10 +213,27 @@
         </w:p>
         <w:p>
           <w:r>
-            <w:t>Ejercicio 4 – Conversor de Unidades</w:t>
-          </w:r>
-          <w:r>
-            <w:t xml:space="preserve"> </w:t>
+            <w:t xml:space="preserve">2.2 </w:t>
+          </w:r>
+          <w:r>
+            <w:t xml:space="preserve">Ejercicio 1 – Análisis de Calificaciones </w:t>
+          </w:r>
+          <w:r>
+            <w:ptab w:relativeTo="margin" w:alignment="right" w:leader="dot"/>
+          </w:r>
+          <w:r>
+            <w:rPr>
+              <w:lang w:val="es-MX"/>
+            </w:rPr>
+            <w:t>4</w:t>
+          </w:r>
+        </w:p>
+        <w:p>
+          <w:r>
+            <w:t xml:space="preserve">2.3 </w:t>
+          </w:r>
+          <w:r>
+            <w:t xml:space="preserve">Ejercicio 2 – Lista de Compras Interactiva </w:t>
           </w:r>
           <w:r>
             <w:ptab w:relativeTo="margin" w:alignment="right" w:leader="dot"/>
@@ -249,6 +243,40 @@
               <w:lang w:val="es-MX"/>
             </w:rPr>
             <w:t>5</w:t>
+          </w:r>
+        </w:p>
+        <w:p>
+          <w:r>
+            <w:t xml:space="preserve">2.4 </w:t>
+          </w:r>
+          <w:r>
+            <w:t xml:space="preserve">Ejercicio 3 – Agenda de Contactos </w:t>
+          </w:r>
+          <w:r>
+            <w:ptab w:relativeTo="margin" w:alignment="right" w:leader="dot"/>
+          </w:r>
+          <w:r>
+            <w:rPr>
+              <w:lang w:val="es-MX"/>
+            </w:rPr>
+            <w:t>6</w:t>
+          </w:r>
+        </w:p>
+        <w:p>
+          <w:r>
+            <w:t xml:space="preserve">2.5 </w:t>
+          </w:r>
+          <w:r>
+            <w:t xml:space="preserve">Ejercicio 4 – Conversor de Unidades </w:t>
+          </w:r>
+          <w:r>
+            <w:ptab w:relativeTo="margin" w:alignment="right" w:leader="dot"/>
+          </w:r>
+          <w:r>
+            <w:rPr>
+              <w:lang w:val="es-MX"/>
+            </w:rPr>
+            <w:t>8</w:t>
           </w:r>
         </w:p>
         <w:p>
@@ -258,10 +286,10 @@
             </w:rPr>
           </w:pPr>
           <w:r>
-            <w:t>Ejercicio 5 – Sistema de Inventario</w:t>
-          </w:r>
-          <w:r>
-            <w:t xml:space="preserve"> </w:t>
+            <w:t xml:space="preserve">2.6 </w:t>
+          </w:r>
+          <w:r>
+            <w:t xml:space="preserve">Ejercicio 5 – Sistema de Inventario </w:t>
           </w:r>
           <w:r>
             <w:ptab w:relativeTo="margin" w:alignment="right" w:leader="dot"/>
@@ -270,10 +298,13 @@
             <w:rPr>
               <w:lang w:val="es-MX"/>
             </w:rPr>
-            <w:t>6</w:t>
+            <w:t>10</w:t>
           </w:r>
         </w:p>
         <w:p>
+          <w:r>
+            <w:t xml:space="preserve">3. </w:t>
+          </w:r>
           <w:r>
             <w:t>Conclusión</w:t>
           </w:r>
@@ -284,7 +315,7 @@
             <w:rPr>
               <w:lang w:val="es-MX"/>
             </w:rPr>
-            <w:t>6</w:t>
+            <w:t>13</w:t>
           </w:r>
         </w:p>
       </w:sdtContent>
@@ -298,6 +329,76 @@
     <w:p/>
     <w:p/>
     <w:p/>
+    <w:p>
+      <w:pPr>
+        <w:rPr>
+          <w:b/>
+          <w:bCs/>
+        </w:rPr>
+      </w:pPr>
+      <w:r>
+        <w:rPr>
+          <w:b/>
+          <w:bCs/>
+        </w:rPr>
+        <w:lastRenderedPageBreak/>
+        <w:t xml:space="preserve">1. </w:t>
+      </w:r>
+      <w:r>
+        <w:rPr>
+          <w:b/>
+          <w:bCs/>
+        </w:rPr>
+        <w:t>Introducción</w:t>
+      </w:r>
+    </w:p>
+    <w:p>
+      <w:r>
+        <w:t>En este trabajo se desarrollaron diferentes ejercicios en Python utilizando estructuras como listas, diccionarios, ciclos y funciones.</w:t>
+      </w:r>
+      <w:r>
+        <w:br/>
+        <w:t>Cada ejercicio permitió poner en práctica operaciones básicas de programación, como el manejo de datos, validaciones y menús interactivos.</w:t>
+      </w:r>
+    </w:p>
+    <w:p>
+      <w:r>
+        <w:t>Además, se utilizaron funciones integradas de Python para organizar mejor el código y facilitar la interacción con el usuario mediante programas sencillos y funcionales.</w:t>
+      </w:r>
+    </w:p>
+    <w:p>
+      <w:r>
+        <w:t xml:space="preserve">Enlace de </w:t>
+      </w:r>
+      <w:proofErr w:type="spellStart"/>
+      <w:r>
+        <w:t>github</w:t>
+      </w:r>
+      <w:proofErr w:type="spellEnd"/>
+      <w:r>
+        <w:t>:</w:t>
+      </w:r>
+      <w:r>
+        <w:t xml:space="preserve"> </w:t>
+      </w:r>
+      <w:hyperlink r:id="rId5" w:history="1">
+        <w:r>
+          <w:rPr>
+            <w:rStyle w:val="Hipervnculo"/>
+          </w:rPr>
+          <w:t>https://github.com/davidalexanderochoamac1-cmd/Taller_Python_Grupal.git</w:t>
+        </w:r>
+      </w:hyperlink>
+    </w:p>
+    <w:p/>
+    <w:p/>
+    <w:p/>
+    <w:p/>
+    <w:p/>
+    <w:p/>
+    <w:p/>
+    <w:p/>
+    <w:p/>
     <w:p/>
     <w:p>
       <w:r>
@@ -312,6 +413,9 @@
     </w:p>
     <w:p>
       <w:r>
+        <w:rPr>
+          <w:noProof/>
+        </w:rPr>
         <w:drawing>
           <wp:inline distT="0" distB="0" distL="0" distR="0" wp14:anchorId="4A709CDB" wp14:editId="5D3E62EF">
             <wp:extent cx="3589331" cy="3924640"/>
@@ -328,7 +432,7 @@
                     <pic:cNvPicPr/>
                   </pic:nvPicPr>
                   <pic:blipFill>
-                    <a:blip r:embed="rId5"/>
+                    <a:blip r:embed="rId6"/>
                     <a:stretch>
                       <a:fillRect/>
                     </a:stretch>
@@ -456,6 +560,9 @@
     </w:p>
     <w:p>
       <w:r>
+        <w:rPr>
+          <w:noProof/>
+        </w:rPr>
         <w:drawing>
           <wp:anchor distT="0" distB="0" distL="114300" distR="114300" simplePos="0" relativeHeight="251658240" behindDoc="0" locked="0" layoutInCell="1" allowOverlap="1" wp14:anchorId="19F3A54F" wp14:editId="15048387">
             <wp:simplePos x="0" y="0"/>
@@ -480,7 +587,7 @@
                     <pic:cNvPicPr/>
                   </pic:nvPicPr>
                   <pic:blipFill>
-                    <a:blip r:embed="rId6">
+                    <a:blip r:embed="rId7">
                       <a:extLst>
                         <a:ext uri="{28A0092B-C50C-407E-A947-70E740481C1C}">
                           <a14:useLocalDpi xmlns:a14="http://schemas.microsoft.com/office/drawing/2010/main" val="0"/>
@@ -513,6 +620,9 @@
         </w:drawing>
       </w:r>
       <w:r>
+        <w:rPr>
+          <w:noProof/>
+        </w:rPr>
         <w:drawing>
           <wp:inline distT="0" distB="0" distL="0" distR="0" wp14:anchorId="47C384E3" wp14:editId="68C8CD3B">
             <wp:extent cx="3268542" cy="2701925"/>
@@ -529,7 +639,7 @@
                     <pic:cNvPicPr/>
                   </pic:nvPicPr>
                   <pic:blipFill>
-                    <a:blip r:embed="rId7"/>
+                    <a:blip r:embed="rId8"/>
                     <a:stretch>
                       <a:fillRect/>
                     </a:stretch>
@@ -665,6 +775,9 @@
     </w:p>
     <w:p>
       <w:r>
+        <w:rPr>
+          <w:noProof/>
+        </w:rPr>
         <w:drawing>
           <wp:inline distT="0" distB="0" distL="0" distR="0" wp14:anchorId="6C4A95F0" wp14:editId="395B8AE3">
             <wp:extent cx="3177539" cy="671405"/>
@@ -681,7 +794,7 @@
                     <pic:cNvPicPr/>
                   </pic:nvPicPr>
                   <pic:blipFill>
-                    <a:blip r:embed="rId8"/>
+                    <a:blip r:embed="rId9"/>
                     <a:stretch>
                       <a:fillRect/>
                     </a:stretch>
@@ -734,6 +847,9 @@
     </w:p>
     <w:p>
       <w:r>
+        <w:rPr>
+          <w:noProof/>
+        </w:rPr>
         <w:drawing>
           <wp:inline distT="0" distB="0" distL="0" distR="0" wp14:anchorId="705BD88B" wp14:editId="7ADCE926">
             <wp:extent cx="3512820" cy="1012399"/>
@@ -750,7 +866,7 @@
                     <pic:cNvPicPr/>
                   </pic:nvPicPr>
                   <pic:blipFill>
-                    <a:blip r:embed="rId9"/>
+                    <a:blip r:embed="rId10"/>
                     <a:stretch>
                       <a:fillRect/>
                     </a:stretch>
@@ -815,6 +931,9 @@
     </w:p>
     <w:p>
       <w:r>
+        <w:rPr>
+          <w:noProof/>
+        </w:rPr>
         <w:lastRenderedPageBreak/>
         <w:drawing>
           <wp:inline distT="0" distB="0" distL="0" distR="0" wp14:anchorId="3921173B" wp14:editId="3103807E">
@@ -832,7 +951,7 @@
                     <pic:cNvPicPr/>
                   </pic:nvPicPr>
                   <pic:blipFill>
-                    <a:blip r:embed="rId10"/>
+                    <a:blip r:embed="rId11"/>
                     <a:stretch>
                       <a:fillRect/>
                     </a:stretch>
@@ -911,6 +1030,9 @@
     </w:p>
     <w:p>
       <w:r>
+        <w:rPr>
+          <w:noProof/>
+        </w:rPr>
         <w:drawing>
           <wp:inline distT="0" distB="0" distL="0" distR="0" wp14:anchorId="247A0B92" wp14:editId="22252AD4">
             <wp:extent cx="2342928" cy="2392195"/>
@@ -927,7 +1049,7 @@
                     <pic:cNvPicPr/>
                   </pic:nvPicPr>
                   <pic:blipFill>
-                    <a:blip r:embed="rId11"/>
+                    <a:blip r:embed="rId12"/>
                     <a:stretch>
                       <a:fillRect/>
                     </a:stretch>
@@ -973,6 +1095,663 @@
     <w:p>
       <w:r>
         <w:t>Finalmente, se utilizó break para finalizar el programa cuando el usuario selecciona la opción de salir.</w:t>
+      </w:r>
+    </w:p>
+    <w:p>
+      <w:r>
+        <w:lastRenderedPageBreak/>
+        <w:t>2.4 Ejercicio 4</w:t>
+      </w:r>
+    </w:p>
+    <w:p>
+      <w:r>
+        <w:drawing>
+          <wp:inline distT="0" distB="0" distL="0" distR="0" wp14:anchorId="578F8B87" wp14:editId="38E8A6EA">
+            <wp:extent cx="1463167" cy="1691787"/>
+            <wp:effectExtent l="0" t="0" r="3810" b="3810"/>
+            <wp:docPr id="1231752210" name="Imagen 1"/>
+            <wp:cNvGraphicFramePr>
+              <a:graphicFrameLocks xmlns:a="http://schemas.openxmlformats.org/drawingml/2006/main" noChangeAspect="1"/>
+            </wp:cNvGraphicFramePr>
+            <a:graphic xmlns:a="http://schemas.openxmlformats.org/drawingml/2006/main">
+              <a:graphicData uri="http://schemas.openxmlformats.org/drawingml/2006/picture">
+                <pic:pic xmlns:pic="http://schemas.openxmlformats.org/drawingml/2006/picture">
+                  <pic:nvPicPr>
+                    <pic:cNvPr id="1231752210" name=""/>
+                    <pic:cNvPicPr/>
+                  </pic:nvPicPr>
+                  <pic:blipFill>
+                    <a:blip r:embed="rId13"/>
+                    <a:stretch>
+                      <a:fillRect/>
+                    </a:stretch>
+                  </pic:blipFill>
+                  <pic:spPr>
+                    <a:xfrm>
+                      <a:off x="0" y="0"/>
+                      <a:ext cx="1463167" cy="1691787"/>
+                    </a:xfrm>
+                    <a:prstGeom prst="rect">
+                      <a:avLst/>
+                    </a:prstGeom>
+                  </pic:spPr>
+                </pic:pic>
+              </a:graphicData>
+            </a:graphic>
+          </wp:inline>
+        </w:drawing>
+      </w:r>
+    </w:p>
+    <w:p>
+      <w:r>
+        <w:t>Se creó un diccionario llamado conversiones para almacenar diferentes tipos de conversiones de unidades.</w:t>
+      </w:r>
+      <w:r>
+        <w:br/>
+        <w:t>Dentro del diccionario principal se agregaron otros diccionarios con las equivalencias entre metros y pies, kilómetros y millas, y kilogramos y libras.</w:t>
+      </w:r>
+    </w:p>
+    <w:p>
+      <w:r>
+        <w:drawing>
+          <wp:inline distT="0" distB="0" distL="0" distR="0" wp14:anchorId="1EF48BE3" wp14:editId="26A73751">
+            <wp:extent cx="5578323" cy="434378"/>
+            <wp:effectExtent l="0" t="0" r="3810" b="3810"/>
+            <wp:docPr id="1214125378" name="Imagen 1"/>
+            <wp:cNvGraphicFramePr>
+              <a:graphicFrameLocks xmlns:a="http://schemas.openxmlformats.org/drawingml/2006/main" noChangeAspect="1"/>
+            </wp:cNvGraphicFramePr>
+            <a:graphic xmlns:a="http://schemas.openxmlformats.org/drawingml/2006/main">
+              <a:graphicData uri="http://schemas.openxmlformats.org/drawingml/2006/picture">
+                <pic:pic xmlns:pic="http://schemas.openxmlformats.org/drawingml/2006/picture">
+                  <pic:nvPicPr>
+                    <pic:cNvPr id="1214125378" name=""/>
+                    <pic:cNvPicPr/>
+                  </pic:nvPicPr>
+                  <pic:blipFill>
+                    <a:blip r:embed="rId14"/>
+                    <a:stretch>
+                      <a:fillRect/>
+                    </a:stretch>
+                  </pic:blipFill>
+                  <pic:spPr>
+                    <a:xfrm>
+                      <a:off x="0" y="0"/>
+                      <a:ext cx="5578323" cy="434378"/>
+                    </a:xfrm>
+                    <a:prstGeom prst="rect">
+                      <a:avLst/>
+                    </a:prstGeom>
+                  </pic:spPr>
+                </pic:pic>
+              </a:graphicData>
+            </a:graphic>
+          </wp:inline>
+        </w:drawing>
+      </w:r>
+    </w:p>
+    <w:p>
+      <w:r>
+        <w:t xml:space="preserve">Se creó una función llamada </w:t>
+      </w:r>
+      <w:proofErr w:type="spellStart"/>
+      <w:r>
+        <w:t>mostrar_conversiones_disponibles</w:t>
+      </w:r>
+      <w:proofErr w:type="spellEnd"/>
+      <w:r>
+        <w:t xml:space="preserve"> para mostrar en pantalla las unidades disponibles del programa.</w:t>
+      </w:r>
+      <w:r>
+        <w:br/>
+        <w:t xml:space="preserve">Finalmente, se utilizó </w:t>
+      </w:r>
+      <w:proofErr w:type="spellStart"/>
+      <w:proofErr w:type="gramStart"/>
+      <w:r>
+        <w:t>print</w:t>
+      </w:r>
+      <w:proofErr w:type="spellEnd"/>
+      <w:r>
+        <w:t>(</w:t>
+      </w:r>
+      <w:proofErr w:type="gramEnd"/>
+      <w:r>
+        <w:t>) para mostrar las diferentes opciones de conversión.</w:t>
+      </w:r>
+    </w:p>
+    <w:p>
+      <w:r>
+        <w:drawing>
+          <wp:inline distT="0" distB="0" distL="0" distR="0" wp14:anchorId="769BF07B" wp14:editId="16D725C6">
+            <wp:extent cx="3800054" cy="942975"/>
+            <wp:effectExtent l="0" t="0" r="0" b="0"/>
+            <wp:docPr id="1100426933" name="Imagen 1"/>
+            <wp:cNvGraphicFramePr>
+              <a:graphicFrameLocks xmlns:a="http://schemas.openxmlformats.org/drawingml/2006/main" noChangeAspect="1"/>
+            </wp:cNvGraphicFramePr>
+            <a:graphic xmlns:a="http://schemas.openxmlformats.org/drawingml/2006/main">
+              <a:graphicData uri="http://schemas.openxmlformats.org/drawingml/2006/picture">
+                <pic:pic xmlns:pic="http://schemas.openxmlformats.org/drawingml/2006/picture">
+                  <pic:nvPicPr>
+                    <pic:cNvPr id="1100426933" name=""/>
+                    <pic:cNvPicPr/>
+                  </pic:nvPicPr>
+                  <pic:blipFill>
+                    <a:blip r:embed="rId15"/>
+                    <a:stretch>
+                      <a:fillRect/>
+                    </a:stretch>
+                  </pic:blipFill>
+                  <pic:spPr>
+                    <a:xfrm>
+                      <a:off x="0" y="0"/>
+                      <a:ext cx="3817120" cy="947210"/>
+                    </a:xfrm>
+                    <a:prstGeom prst="rect">
+                      <a:avLst/>
+                    </a:prstGeom>
+                  </pic:spPr>
+                </pic:pic>
+              </a:graphicData>
+            </a:graphic>
+          </wp:inline>
+        </w:drawing>
+      </w:r>
+    </w:p>
+    <w:p>
+      <w:r>
+        <w:t>Se creó una función llamada convertir que recibe la cantidad, la unidad de origen y la unidad de destino.</w:t>
+      </w:r>
+      <w:r>
+        <w:br/>
+        <w:t xml:space="preserve">Luego, se utilizaron condiciones </w:t>
+      </w:r>
+      <w:proofErr w:type="spellStart"/>
+      <w:r>
+        <w:t>if</w:t>
+      </w:r>
+      <w:proofErr w:type="spellEnd"/>
+      <w:r>
+        <w:t xml:space="preserve"> para verificar si las unidades existen en el diccionario de conversiones.</w:t>
+      </w:r>
+    </w:p>
+    <w:p>
+      <w:r>
+        <w:lastRenderedPageBreak/>
+        <w:t>Si la conversión existe, se realiza la operación y se retorna el resultado.</w:t>
+      </w:r>
+      <w:r>
+        <w:br/>
+        <w:t>En caso contrario, se muestra un mensaje indicando que la unidad no existe.</w:t>
+      </w:r>
+    </w:p>
+    <w:p>
+      <w:r>
+        <w:drawing>
+          <wp:inline distT="0" distB="0" distL="0" distR="0" wp14:anchorId="5DFF550F" wp14:editId="276F13EA">
+            <wp:extent cx="3833192" cy="1364098"/>
+            <wp:effectExtent l="0" t="0" r="0" b="7620"/>
+            <wp:docPr id="1069387820" name="Imagen 1"/>
+            <wp:cNvGraphicFramePr>
+              <a:graphicFrameLocks xmlns:a="http://schemas.openxmlformats.org/drawingml/2006/main" noChangeAspect="1"/>
+            </wp:cNvGraphicFramePr>
+            <a:graphic xmlns:a="http://schemas.openxmlformats.org/drawingml/2006/main">
+              <a:graphicData uri="http://schemas.openxmlformats.org/drawingml/2006/picture">
+                <pic:pic xmlns:pic="http://schemas.openxmlformats.org/drawingml/2006/picture">
+                  <pic:nvPicPr>
+                    <pic:cNvPr id="1069387820" name=""/>
+                    <pic:cNvPicPr/>
+                  </pic:nvPicPr>
+                  <pic:blipFill>
+                    <a:blip r:embed="rId16"/>
+                    <a:stretch>
+                      <a:fillRect/>
+                    </a:stretch>
+                  </pic:blipFill>
+                  <pic:spPr>
+                    <a:xfrm>
+                      <a:off x="0" y="0"/>
+                      <a:ext cx="3833192" cy="1364098"/>
+                    </a:xfrm>
+                    <a:prstGeom prst="rect">
+                      <a:avLst/>
+                    </a:prstGeom>
+                  </pic:spPr>
+                </pic:pic>
+              </a:graphicData>
+            </a:graphic>
+          </wp:inline>
+        </w:drawing>
+      </w:r>
+    </w:p>
+    <w:p>
+      <w:r>
+        <w:t xml:space="preserve">Se llamó la función </w:t>
+      </w:r>
+      <w:proofErr w:type="spellStart"/>
+      <w:r>
+        <w:t>mostrar_conversiones_</w:t>
+      </w:r>
+      <w:proofErr w:type="gramStart"/>
+      <w:r>
+        <w:t>disponibles</w:t>
+      </w:r>
+      <w:proofErr w:type="spellEnd"/>
+      <w:r>
+        <w:t>(</w:t>
+      </w:r>
+      <w:proofErr w:type="gramEnd"/>
+      <w:r>
+        <w:t>) para mostrar las unidades disponibles.</w:t>
+      </w:r>
+      <w:r>
+        <w:br/>
+        <w:t xml:space="preserve">Luego, se utilizaron </w:t>
+      </w:r>
+      <w:proofErr w:type="gramStart"/>
+      <w:r>
+        <w:t>input(</w:t>
+      </w:r>
+      <w:proofErr w:type="gramEnd"/>
+      <w:r>
+        <w:t>) para solicitar la cantidad, la unidad de origen y la unidad de destino.</w:t>
+      </w:r>
+    </w:p>
+    <w:p>
+      <w:r>
+        <w:t xml:space="preserve">Después, se llamó la función </w:t>
+      </w:r>
+      <w:proofErr w:type="gramStart"/>
+      <w:r>
+        <w:t>convertir(</w:t>
+      </w:r>
+      <w:proofErr w:type="gramEnd"/>
+      <w:r>
+        <w:t xml:space="preserve">) para realizar la conversión y finalmente se utilizó </w:t>
+      </w:r>
+      <w:proofErr w:type="spellStart"/>
+      <w:proofErr w:type="gramStart"/>
+      <w:r>
+        <w:t>print</w:t>
+      </w:r>
+      <w:proofErr w:type="spellEnd"/>
+      <w:r>
+        <w:t>(</w:t>
+      </w:r>
+      <w:proofErr w:type="gramEnd"/>
+      <w:r>
+        <w:t>) para mostrar el resultado en pantalla.</w:t>
+      </w:r>
+    </w:p>
+    <w:p/>
+    <w:p/>
+    <w:p/>
+    <w:p/>
+    <w:p/>
+    <w:p/>
+    <w:p/>
+    <w:p/>
+    <w:p>
+      <w:r>
+        <w:lastRenderedPageBreak/>
+        <w:t>2.5 Ejercicio 5</w:t>
+      </w:r>
+    </w:p>
+    <w:p>
+      <w:r>
+        <w:drawing>
+          <wp:inline distT="0" distB="0" distL="0" distR="0" wp14:anchorId="39FC077D" wp14:editId="14B82379">
+            <wp:extent cx="3383573" cy="2080440"/>
+            <wp:effectExtent l="0" t="0" r="7620" b="0"/>
+            <wp:docPr id="1600706004" name="Imagen 1"/>
+            <wp:cNvGraphicFramePr>
+              <a:graphicFrameLocks xmlns:a="http://schemas.openxmlformats.org/drawingml/2006/main" noChangeAspect="1"/>
+            </wp:cNvGraphicFramePr>
+            <a:graphic xmlns:a="http://schemas.openxmlformats.org/drawingml/2006/main">
+              <a:graphicData uri="http://schemas.openxmlformats.org/drawingml/2006/picture">
+                <pic:pic xmlns:pic="http://schemas.openxmlformats.org/drawingml/2006/picture">
+                  <pic:nvPicPr>
+                    <pic:cNvPr id="1600706004" name=""/>
+                    <pic:cNvPicPr/>
+                  </pic:nvPicPr>
+                  <pic:blipFill>
+                    <a:blip r:embed="rId17"/>
+                    <a:stretch>
+                      <a:fillRect/>
+                    </a:stretch>
+                  </pic:blipFill>
+                  <pic:spPr>
+                    <a:xfrm>
+                      <a:off x="0" y="0"/>
+                      <a:ext cx="3383573" cy="2080440"/>
+                    </a:xfrm>
+                    <a:prstGeom prst="rect">
+                      <a:avLst/>
+                    </a:prstGeom>
+                  </pic:spPr>
+                </pic:pic>
+              </a:graphicData>
+            </a:graphic>
+          </wp:inline>
+        </w:drawing>
+      </w:r>
+    </w:p>
+    <w:p>
+      <w:r>
+        <w:t xml:space="preserve">Se creó una función llamada </w:t>
+      </w:r>
+      <w:proofErr w:type="spellStart"/>
+      <w:r>
+        <w:t>agregar_producto</w:t>
+      </w:r>
+      <w:proofErr w:type="spellEnd"/>
+      <w:r>
+        <w:t xml:space="preserve"> para ingresar nuevos productos al inventario.</w:t>
+      </w:r>
+      <w:r>
+        <w:br/>
+        <w:t xml:space="preserve">Luego, se utilizaron </w:t>
+      </w:r>
+      <w:proofErr w:type="gramStart"/>
+      <w:r>
+        <w:t>input(</w:t>
+      </w:r>
+      <w:proofErr w:type="gramEnd"/>
+      <w:r>
+        <w:t>) para solicitar el nombre, precio y cantidad del producto.</w:t>
+      </w:r>
+    </w:p>
+    <w:p>
+      <w:r>
+        <w:t xml:space="preserve">Después, los datos se guardaron en un diccionario y se agregaron a la lista inventario utilizando </w:t>
+      </w:r>
+      <w:proofErr w:type="spellStart"/>
+      <w:proofErr w:type="gramStart"/>
+      <w:r>
+        <w:t>append</w:t>
+      </w:r>
+      <w:proofErr w:type="spellEnd"/>
+      <w:r>
+        <w:t>(</w:t>
+      </w:r>
+      <w:proofErr w:type="gramEnd"/>
+      <w:r>
+        <w:t>).</w:t>
+      </w:r>
+    </w:p>
+    <w:p>
+      <w:r>
+        <w:t>Finalmente, se mostró un mensaje confirmando que el producto fue agregado correctamente.</w:t>
+      </w:r>
+    </w:p>
+    <w:p>
+      <w:r>
+        <w:drawing>
+          <wp:inline distT="0" distB="0" distL="0" distR="0" wp14:anchorId="424BEFFA" wp14:editId="2C507A94">
+            <wp:extent cx="4067175" cy="1842341"/>
+            <wp:effectExtent l="0" t="0" r="0" b="5715"/>
+            <wp:docPr id="1840326854" name="Imagen 1"/>
+            <wp:cNvGraphicFramePr>
+              <a:graphicFrameLocks xmlns:a="http://schemas.openxmlformats.org/drawingml/2006/main" noChangeAspect="1"/>
+            </wp:cNvGraphicFramePr>
+            <a:graphic xmlns:a="http://schemas.openxmlformats.org/drawingml/2006/main">
+              <a:graphicData uri="http://schemas.openxmlformats.org/drawingml/2006/picture">
+                <pic:pic xmlns:pic="http://schemas.openxmlformats.org/drawingml/2006/picture">
+                  <pic:nvPicPr>
+                    <pic:cNvPr id="1840326854" name=""/>
+                    <pic:cNvPicPr/>
+                  </pic:nvPicPr>
+                  <pic:blipFill>
+                    <a:blip r:embed="rId18"/>
+                    <a:stretch>
+                      <a:fillRect/>
+                    </a:stretch>
+                  </pic:blipFill>
+                  <pic:spPr>
+                    <a:xfrm>
+                      <a:off x="0" y="0"/>
+                      <a:ext cx="4071023" cy="1844084"/>
+                    </a:xfrm>
+                    <a:prstGeom prst="rect">
+                      <a:avLst/>
+                    </a:prstGeom>
+                  </pic:spPr>
+                </pic:pic>
+              </a:graphicData>
+            </a:graphic>
+          </wp:inline>
+        </w:drawing>
+      </w:r>
+    </w:p>
+    <w:p>
+      <w:r>
+        <w:lastRenderedPageBreak/>
+        <w:t xml:space="preserve">Se creó una función llamada </w:t>
+      </w:r>
+      <w:proofErr w:type="spellStart"/>
+      <w:r>
+        <w:t>realizar_venta</w:t>
+      </w:r>
+      <w:proofErr w:type="spellEnd"/>
+      <w:r>
+        <w:t xml:space="preserve"> para registrar ventas en el inventario.</w:t>
+      </w:r>
+      <w:r>
+        <w:br/>
+        <w:t xml:space="preserve">Luego, se utilizaron </w:t>
+      </w:r>
+      <w:proofErr w:type="gramStart"/>
+      <w:r>
+        <w:t>input(</w:t>
+      </w:r>
+      <w:proofErr w:type="gramEnd"/>
+      <w:r>
+        <w:t xml:space="preserve">) y un ciclo </w:t>
+      </w:r>
+      <w:proofErr w:type="spellStart"/>
+      <w:r>
+        <w:t>for</w:t>
+      </w:r>
+      <w:proofErr w:type="spellEnd"/>
+      <w:r>
+        <w:t xml:space="preserve"> para buscar el producto y verificar la cantidad disponible.</w:t>
+      </w:r>
+    </w:p>
+    <w:p>
+      <w:r>
+        <w:t>Si hay suficientes unidades, se actualiza la cantidad del producto.</w:t>
+      </w:r>
+      <w:r>
+        <w:br/>
+        <w:t>En caso contrario, se muestra un mensaje de error.</w:t>
+      </w:r>
+    </w:p>
+    <w:p>
+      <w:r>
+        <w:drawing>
+          <wp:inline distT="0" distB="0" distL="0" distR="0" wp14:anchorId="65AC467B" wp14:editId="1D18D625">
+            <wp:extent cx="3505504" cy="1745131"/>
+            <wp:effectExtent l="0" t="0" r="0" b="7620"/>
+            <wp:docPr id="868536054" name="Imagen 1"/>
+            <wp:cNvGraphicFramePr>
+              <a:graphicFrameLocks xmlns:a="http://schemas.openxmlformats.org/drawingml/2006/main" noChangeAspect="1"/>
+            </wp:cNvGraphicFramePr>
+            <a:graphic xmlns:a="http://schemas.openxmlformats.org/drawingml/2006/main">
+              <a:graphicData uri="http://schemas.openxmlformats.org/drawingml/2006/picture">
+                <pic:pic xmlns:pic="http://schemas.openxmlformats.org/drawingml/2006/picture">
+                  <pic:nvPicPr>
+                    <pic:cNvPr id="868536054" name=""/>
+                    <pic:cNvPicPr/>
+                  </pic:nvPicPr>
+                  <pic:blipFill>
+                    <a:blip r:embed="rId19"/>
+                    <a:stretch>
+                      <a:fillRect/>
+                    </a:stretch>
+                  </pic:blipFill>
+                  <pic:spPr>
+                    <a:xfrm>
+                      <a:off x="0" y="0"/>
+                      <a:ext cx="3505504" cy="1745131"/>
+                    </a:xfrm>
+                    <a:prstGeom prst="rect">
+                      <a:avLst/>
+                    </a:prstGeom>
+                  </pic:spPr>
+                </pic:pic>
+              </a:graphicData>
+            </a:graphic>
+          </wp:inline>
+        </w:drawing>
+      </w:r>
+    </w:p>
+    <w:p>
+      <w:r>
+        <w:t xml:space="preserve">Se creó una función llamada </w:t>
+      </w:r>
+      <w:proofErr w:type="spellStart"/>
+      <w:r>
+        <w:t>mostrar_inventario</w:t>
+      </w:r>
+      <w:proofErr w:type="spellEnd"/>
+      <w:r>
+        <w:t xml:space="preserve"> para mostrar los productos guardados en el inventario.</w:t>
+      </w:r>
+      <w:r>
+        <w:br/>
+        <w:t xml:space="preserve">Luego, se utilizó </w:t>
+      </w:r>
+      <w:proofErr w:type="spellStart"/>
+      <w:proofErr w:type="gramStart"/>
+      <w:r>
+        <w:t>len</w:t>
+      </w:r>
+      <w:proofErr w:type="spellEnd"/>
+      <w:r>
+        <w:t>(</w:t>
+      </w:r>
+      <w:proofErr w:type="gramEnd"/>
+      <w:r>
+        <w:t>) para verificar si el inventario está vacío.</w:t>
+      </w:r>
+    </w:p>
+    <w:p>
+      <w:r>
+        <w:t xml:space="preserve">Si existen productos, se utilizó un ciclo </w:t>
+      </w:r>
+      <w:proofErr w:type="spellStart"/>
+      <w:r>
+        <w:t>for</w:t>
+      </w:r>
+      <w:proofErr w:type="spellEnd"/>
+      <w:r>
+        <w:t xml:space="preserve"> para mostrar el nombre, precio y cantidad de cada producto.</w:t>
+      </w:r>
+    </w:p>
+    <w:p>
+      <w:r>
+        <w:lastRenderedPageBreak/>
+        <w:drawing>
+          <wp:inline distT="0" distB="0" distL="0" distR="0" wp14:anchorId="318A7D5A" wp14:editId="28F7A6F6">
+            <wp:extent cx="3063505" cy="3124471"/>
+            <wp:effectExtent l="0" t="0" r="3810" b="0"/>
+            <wp:docPr id="865292816" name="Imagen 1"/>
+            <wp:cNvGraphicFramePr>
+              <a:graphicFrameLocks xmlns:a="http://schemas.openxmlformats.org/drawingml/2006/main" noChangeAspect="1"/>
+            </wp:cNvGraphicFramePr>
+            <a:graphic xmlns:a="http://schemas.openxmlformats.org/drawingml/2006/main">
+              <a:graphicData uri="http://schemas.openxmlformats.org/drawingml/2006/picture">
+                <pic:pic xmlns:pic="http://schemas.openxmlformats.org/drawingml/2006/picture">
+                  <pic:nvPicPr>
+                    <pic:cNvPr id="865292816" name=""/>
+                    <pic:cNvPicPr/>
+                  </pic:nvPicPr>
+                  <pic:blipFill>
+                    <a:blip r:embed="rId20"/>
+                    <a:stretch>
+                      <a:fillRect/>
+                    </a:stretch>
+                  </pic:blipFill>
+                  <pic:spPr>
+                    <a:xfrm>
+                      <a:off x="0" y="0"/>
+                      <a:ext cx="3063505" cy="3124471"/>
+                    </a:xfrm>
+                    <a:prstGeom prst="rect">
+                      <a:avLst/>
+                    </a:prstGeom>
+                  </pic:spPr>
+                </pic:pic>
+              </a:graphicData>
+            </a:graphic>
+          </wp:inline>
+        </w:drawing>
+      </w:r>
+    </w:p>
+    <w:p>
+      <w:r>
+        <w:t xml:space="preserve">Se utilizó un ciclo </w:t>
+      </w:r>
+      <w:proofErr w:type="spellStart"/>
+      <w:r>
+        <w:t>while</w:t>
+      </w:r>
+      <w:proofErr w:type="spellEnd"/>
+      <w:r>
+        <w:t xml:space="preserve"> para mostrar un menú interactivo del sistema de inventario.</w:t>
+      </w:r>
+      <w:r>
+        <w:br/>
+        <w:t>Dependiendo de la opción seleccionada, el programa permite agregar productos, realizar ventas o mostrar el inventario.</w:t>
+      </w:r>
+    </w:p>
+    <w:p>
+      <w:r>
+        <w:t>Finalmente, se utilizó break para finalizar el programa cuando el usuario selecciona la opción de salir.</w:t>
+      </w:r>
+    </w:p>
+    <w:p/>
+    <w:p/>
+    <w:p/>
+    <w:p/>
+    <w:p/>
+    <w:p/>
+    <w:p>
+      <w:pPr>
+        <w:rPr>
+          <w:b/>
+          <w:bCs/>
+        </w:rPr>
+      </w:pPr>
+      <w:r>
+        <w:rPr>
+          <w:b/>
+          <w:bCs/>
+        </w:rPr>
+        <w:lastRenderedPageBreak/>
+        <w:t xml:space="preserve">3. </w:t>
+      </w:r>
+      <w:r>
+        <w:rPr>
+          <w:b/>
+          <w:bCs/>
+        </w:rPr>
+        <w:t>Conclusión</w:t>
+      </w:r>
+    </w:p>
+    <w:p>
+      <w:r>
+        <w:t>Con el desarrollo de estos ejercicios fue posible comprender mejor el uso de funciones, listas y diccionarios en Python.</w:t>
+      </w:r>
+      <w:r>
+        <w:br/>
+        <w:t>También se fortaleció el manejo de ciclos y condiciones para crear programas interactivos capaces de realizar diferentes tareas.</w:t>
+      </w:r>
+    </w:p>
+    <w:p>
+      <w:r>
+        <w:t>Finalmente, las actividades permitieron mejorar la lógica de programación y la organización del código de una forma práctica y entendible.</w:t>
       </w:r>
     </w:p>
     <w:p/>
@@ -2113,6 +2892,29 @@
       <w14:ligatures w14:val="none"/>
     </w:rPr>
   </w:style>
+  <w:style w:type="character" w:styleId="Hipervnculo">
+    <w:name w:val="Hyperlink"/>
+    <w:basedOn w:val="Fuentedeprrafopredeter"/>
+    <w:uiPriority w:val="99"/>
+    <w:unhideWhenUsed/>
+    <w:rsid w:val="00A77478"/>
+    <w:rPr>
+      <w:color w:val="0563C1" w:themeColor="hyperlink"/>
+      <w:u w:val="single"/>
+    </w:rPr>
+  </w:style>
+  <w:style w:type="character" w:styleId="Mencinsinresolver">
+    <w:name w:val="Unresolved Mention"/>
+    <w:basedOn w:val="Fuentedeprrafopredeter"/>
+    <w:uiPriority w:val="99"/>
+    <w:semiHidden/>
+    <w:unhideWhenUsed/>
+    <w:rsid w:val="00A77478"/>
+    <w:rPr>
+      <w:color w:val="605E5C"/>
+      <w:shd w:val="clear" w:color="auto" w:fill="E1DFDD"/>
+    </w:rPr>
+  </w:style>
 </w:styles>
 </file>
 
